--- a/Quanta, Actually - SERIES/QED Course/chapters/Lesson 75 Soft Photons.docx
+++ b/Quanta, Actually - SERIES/QED Course/chapters/Lesson 75 Soft Photons.docx
@@ -17,7 +17,7 @@
         <w:jc w:val="center"/>
       </w:pPr>
       <w:r>
-        <w:t>Lesson 75 of the Complete Quantum Electrodynamics Course</w:t>
+        <w:t>Lesson 75 of Quantum, Actually, Volume 2: A QED Course</w:t>
       </w:r>
     </w:p>
     <w:p>
@@ -74,7 +74,43 @@
     </w:p>
     <w:p>
       <w:r>
-        <w:t>Lesson 74 quoted one result and promised its derivation: the probability that a scattered electron emits a photon of energy between λ and E_l is (α/π)f_IR ln(E_l²/λ²), with the same f_IR that multiplies the virtual divergence. This lesson derives it. The derivation starts from a fact that is almost too simple to be true. When the photon is soft enough, the emission amplitude factorizes into the amplitude without emission times a universal factor that depends only on the charges and momenta of the external particles, not on their spin or on anything that happened in the hard collision. That factor is the Fourier transform of a classical current. Squaring it, summing over polarizations with Lesson 72's rule, and integrating over photon momenta gives the emission probability. The lesson closes with the observation that independent soft emissions follow a Poisson distribution, which turns Lesson 74's one-loop logarithms into exponentials. Expect six to eight hours.</w:t>
+        <w:t>Lesson 74 quoted one result and promised its derivation: the probability that a scattered electron emits a photon of energy between λ and E</w:t>
+      </w:r>
+      <w:r>
+        <w:rPr>
+          <w:vertAlign w:val="subscript"/>
+        </w:rPr>
+        <w:t>l</w:t>
+      </w:r>
+      <w:r>
+        <w:t xml:space="preserve"> is (α/π)f</w:t>
+      </w:r>
+      <w:r>
+        <w:rPr>
+          <w:vertAlign w:val="subscript"/>
+        </w:rPr>
+        <w:t>IR</w:t>
+      </w:r>
+      <w:r>
+        <w:t xml:space="preserve"> ln(E</w:t>
+      </w:r>
+      <w:r>
+        <w:rPr>
+          <w:vertAlign w:val="subscript"/>
+        </w:rPr>
+        <w:t>l</w:t>
+      </w:r>
+      <w:r>
+        <w:t>²/λ²), with the same f</w:t>
+      </w:r>
+      <w:r>
+        <w:rPr>
+          <w:vertAlign w:val="subscript"/>
+        </w:rPr>
+        <w:t>IR</w:t>
+      </w:r>
+      <w:r>
+        <w:t xml:space="preserve"> that multiplies the virtual divergence. This lesson derives it. The derivation starts from a fact that is almost too simple to be true. When the photon is soft enough, the emission amplitude factorizes into the amplitude without emission times a universal factor that depends only on the charges and momenta of the external particles, not on their spin or on anything that happened in the hard collision. That factor is the Fourier transform of a classical current. Squaring it, summing over polarizations with Lesson 72's rule, and integrating over photon momenta gives the emission probability. The lesson closes with the observation that independent soft emissions follow a Poisson distribution, which turns Lesson 74's one-loop logarithms into exponentials. Expect six to eight hours.</w:t>
       </w:r>
     </w:p>
     <w:p>
@@ -90,7 +126,25 @@
         <w:pStyle w:val="ListBullet"/>
       </w:pPr>
       <w:r>
-        <w:t>Derive the soft-photon factor for emission from an incoming and an outgoing electron, using ū(p′)γ^μ(p̸′ + m) = 2p′^μū(p′).</w:t>
+        <w:t>Derive the soft-photon factor for emission from an incoming and an outgoing electron, using ū(p′)γ</w:t>
+      </w:r>
+      <w:r>
+        <w:rPr>
+          <w:vertAlign w:val="superscript"/>
+        </w:rPr>
+        <w:t>μ</w:t>
+      </w:r>
+      <w:r>
+        <w:t>(p̸′ + m) = 2p′</w:t>
+      </w:r>
+      <w:r>
+        <w:rPr>
+          <w:vertAlign w:val="superscript"/>
+        </w:rPr>
+        <w:t>μ</w:t>
+      </w:r>
+      <w:r>
+        <w:t>ū(p′).</w:t>
       </w:r>
     </w:p>
     <w:p>
@@ -114,7 +168,16 @@
         <w:pStyle w:val="ListBullet"/>
       </w:pPr>
       <w:r>
-        <w:t>Square the factor, sum over polarizations, and integrate to obtain dP = (α/π)(dk/k)I(p, p′) with I = 2f_IR.</w:t>
+        <w:t>Square the factor, sum over polarizations, and integrate to obtain dP = (α/π)(dk/k)I(p, p′) with I = 2f</w:t>
+      </w:r>
+      <w:r>
+        <w:rPr>
+          <w:vertAlign w:val="subscript"/>
+        </w:rPr>
+        <w:t>IR</w:t>
+      </w:r>
+      <w:r>
+        <w:t>.</w:t>
       </w:r>
     </w:p>
     <w:p>
@@ -425,8 +488,78 @@
     </w:tbl>
     <w:p>
       <w:r>
-        <w:t>The vertex is ieγ^μ, as in Lesson 45. Natural units, metric diag(+1, −1, −1, −1). In display equations, square brackets enclose function arguments and visible groupings.</w:t>
+        <w:t>The vertex is ieγ</w:t>
       </w:r>
+      <w:r>
+        <w:rPr>
+          <w:vertAlign w:val="superscript"/>
+        </w:rPr>
+        <w:t>μ</w:t>
+      </w:r>
+      <w:r>
+        <w:t>, as in Lesson 45. Natural units, metric diag(+1, −1, −1, −1). In display equations, square brackets enclose function arguments and visible groupings.</w:t>
+      </w:r>
+    </w:p>
+    <w:tbl>
+      <w:tblPr>
+        <w:tblW w:type="auto" w:w="0"/>
+        <w:jc w:val="center"/>
+        <w:tblLayout w:type="fixed"/>
+        <w:tblLook w:firstColumn="1" w:firstRow="1" w:lastColumn="0" w:lastRow="0" w:noHBand="0" w:noVBand="1" w:val="04A0"/>
+        <w:tblBorders>
+          <w:top w:val="single" w:sz="8" w:color="7FA7CF"/>
+          <w:left w:val="single" w:sz="8" w:color="7FA7CF"/>
+          <w:bottom w:val="single" w:sz="8" w:color="7FA7CF"/>
+          <w:right w:val="single" w:sz="8" w:color="7FA7CF"/>
+        </w:tblBorders>
+      </w:tblPr>
+      <w:tblGrid>
+        <w:gridCol w:w="9392"/>
+      </w:tblGrid>
+      <w:tr>
+        <w:tc>
+          <w:tcPr>
+            <w:tcW w:type="dxa" w:w="9392"/>
+            <w:shd w:fill="F3F7FB"/>
+            <w:tcMar>
+              <w:top w:w="140" w:type="dxa"/>
+              <w:start w:w="140" w:type="dxa"/>
+              <w:bottom w:w="140" w:type="dxa"/>
+              <w:end w:w="140" w:type="dxa"/>
+            </w:tcMar>
+          </w:tcPr>
+          <w:p>
+            <w:r>
+              <w:rPr>
+                <w:b/>
+                <w:color w:val="1F4E78"/>
+              </w:rPr>
+              <w:t>First pass: the result before the derivation</w:t>
+            </w:r>
+          </w:p>
+          <w:p>
+            <w:pPr>
+              <w:spacing w:after="60"/>
+            </w:pPr>
+            <w:r>
+              <w:t>Soft photons are emitted with the universal factor e[p′·ε/p′·k − p·ε/p·k]; their emission probability cancels the virtual infrared divergence.</w:t>
+            </w:r>
+          </w:p>
+          <w:p>
+            <w:pPr>
+              <w:spacing w:after="60"/>
+            </w:pPr>
+            <w:r>
+              <w:t>Every deflected charge radiates a cloud of soft photons; only the resolution ΔE survives in predictions.</w:t>
+            </w:r>
+          </w:p>
+        </w:tc>
+      </w:tr>
+    </w:tbl>
+    <w:p>
+      <w:pPr>
+        <w:spacing w:after="80"/>
+      </w:pPr>
     </w:p>
     <w:p>
       <w:pPr>
@@ -438,39 +571,56 @@
     </w:p>
     <w:p>
       <w:pPr>
-        <w:spacing w:before="160" w:after="160"/>
+        <w:keepNext/>
+        <w:spacing w:before="160" w:after="40"/>
+        <w:jc w:val="center"/>
+      </w:pPr>
+      <w:r>
+        <w:drawing>
+          <wp:inline xmlns:a="http://schemas.openxmlformats.org/drawingml/2006/main" xmlns:pic="http://schemas.openxmlformats.org/drawingml/2006/picture">
+            <wp:extent cx="5486400" cy="1577498"/>
+            <wp:docPr id="1" name="Picture 1"/>
+            <wp:cNvGraphicFramePr>
+              <a:graphicFrameLocks noChangeAspect="1"/>
+            </wp:cNvGraphicFramePr>
+            <a:graphic>
+              <a:graphicData uri="http://schemas.openxmlformats.org/drawingml/2006/picture">
+                <pic:pic>
+                  <pic:nvPicPr>
+                    <pic:cNvPr id="0" name="L75_soft.png"/>
+                    <pic:cNvPicPr/>
+                  </pic:nvPicPr>
+                  <pic:blipFill>
+                    <a:blip r:embed="rId11"/>
+                    <a:stretch>
+                      <a:fillRect/>
+                    </a:stretch>
+                  </pic:blipFill>
+                  <pic:spPr>
+                    <a:xfrm>
+                      <a:off x="0" y="0"/>
+                      <a:ext cx="5486400" cy="1577498"/>
+                    </a:xfrm>
+                    <a:prstGeom prst="rect"/>
+                  </pic:spPr>
+                </pic:pic>
+              </a:graphicData>
+            </a:graphic>
+          </wp:inline>
+        </w:drawing>
+      </w:r>
+    </w:p>
+    <w:p>
+      <w:pPr>
+        <w:spacing w:after="200"/>
         <w:jc w:val="center"/>
       </w:pPr>
       <w:r>
         <w:rPr>
-          <w:rFonts w:ascii="Consolas" w:hAnsi="Consolas" w:cs="Consolas" w:eastAsia="Consolas"/>
-          <w:sz w:val="20"/>
+          <w:i/>
+          <w:sz w:val="19"/>
         </w:rPr>
-        <w:t xml:space="preserve">  p ──────►●══════► p′+k        p ─────►══════●──────► p′</w:t>
-      </w:r>
-      <w:r>
-        <w:rPr>
-          <w:rFonts w:ascii="Consolas" w:hAnsi="Consolas" w:cs="Consolas" w:eastAsia="Consolas"/>
-          <w:sz w:val="20"/>
-        </w:rPr>
-        <w:br/>
-        <w:t xml:space="preserve">           ‖ hard ╲                       hard ‖  ╲</w:t>
-      </w:r>
-      <w:r>
-        <w:rPr>
-          <w:rFonts w:ascii="Consolas" w:hAnsi="Consolas" w:cs="Consolas" w:eastAsia="Consolas"/>
-          <w:sz w:val="20"/>
-        </w:rPr>
-        <w:br/>
-        <w:t xml:space="preserve">           ‖       γ(k)              p−k  ‖     γ(k)</w:t>
-      </w:r>
-      <w:r>
-        <w:rPr>
-          <w:rFonts w:ascii="Consolas" w:hAnsi="Consolas" w:cs="Consolas" w:eastAsia="Consolas"/>
-          <w:sz w:val="20"/>
-        </w:rPr>
-        <w:br/>
-        <w:t xml:space="preserve">  emission after the hard process     emission before it</w:t>
+        <w:t>Figure 75.1. Soft-photon emission from external legs. The factor e(p·ε/p·k) multiplies the non-radiative amplitude, independently of the hard process.</w:t>
       </w:r>
     </w:p>
     <w:p>
@@ -776,7 +926,25 @@
     </w:p>
     <w:p>
       <w:r>
-        <w:t>If the electron emits the photon first, the internal momentum is p − k, the denominator is (p − k)² − m² = −2p·k, and (p̸ + m)γ^μu(p) = 2p^μu(p) acts to the right. The factor is (i)(ie)(2p·ε*)/(−2p·k) = +e p·ε*/(p·k).</w:t>
+        <w:t>If the electron emits the photon first, the internal momentum is p − k, the denominator is (p − k)² − m² = −2p·k, and (p̸ + m)γ</w:t>
+      </w:r>
+      <w:r>
+        <w:rPr>
+          <w:vertAlign w:val="superscript"/>
+        </w:rPr>
+        <w:t>μ</w:t>
+      </w:r>
+      <w:r>
+        <w:t>u(p) = 2p</w:t>
+      </w:r>
+      <w:r>
+        <w:rPr>
+          <w:vertAlign w:val="superscript"/>
+        </w:rPr>
+        <w:t>μ</w:t>
+      </w:r>
+      <w:r>
+        <w:t>u(p) acts to the right. The factor is (i)(ie)(2p·ε*)/(−2p·k) = +e p·ε*/(p·k).</w:t>
       </w:r>
     </w:p>
     <w:p>
@@ -938,7 +1106,25 @@
     </w:p>
     <w:p>
       <w:r>
-        <w:t>Consider a classical point charge moving with constant velocity v = p/E until t = 0, and with v′ = p′/E′ afterwards. Its current is j^μ(x) = e∫dτ u^μ(τ)δ⁴(x − x(τ)), with u the four-velocity. Fourier transforming, with a small damping factor to make the integrals converge, gives</w:t>
+        <w:t>Consider a classical point charge moving with constant velocity v = p/E until t = 0, and with v′ = p′/E′ afterwards. Its current is j</w:t>
+      </w:r>
+      <w:r>
+        <w:rPr>
+          <w:vertAlign w:val="superscript"/>
+        </w:rPr>
+        <w:t>μ</w:t>
+      </w:r>
+      <w:r>
+        <w:t>(x) = e∫dτ u</w:t>
+      </w:r>
+      <w:r>
+        <w:rPr>
+          <w:vertAlign w:val="superscript"/>
+        </w:rPr>
+        <w:t>μ</w:t>
+      </w:r>
+      <w:r>
+        <w:t>(τ)δ⁴(x − x(τ)), with u the four-velocity. Fourier transforming, with a small damping factor to make the integrals converge, gives</w:t>
       </w:r>
     </w:p>
     <w:p>
@@ -1091,7 +1277,16 @@
     </w:p>
     <w:p>
       <w:r>
-        <w:t>The emission rate is the rate without emission, multiplied by e²|S·ε*|² and by the photon phase space d³k/((2π)³2|k|). By Lesson 72, Section 6.1, the polarization sum may be replaced by −g_μν, because S satisfies the Ward identity:</w:t>
+        <w:t>The emission rate is the rate without emission, multiplied by e²|S·ε*|² and by the photon phase space d³k/((2π)³2|k|). By Lesson 72, Section 6.1, the polarization sum may be replaced by −g</w:t>
+      </w:r>
+      <w:r>
+        <w:rPr>
+          <w:vertAlign w:val="subscript"/>
+        </w:rPr>
+        <w:t>μν</w:t>
+      </w:r>
+      <w:r>
+        <w:t>, because S satisfies the Ward identity:</w:t>
       </w:r>
     </w:p>
     <w:p>
@@ -1657,7 +1852,13 @@
         <w:pStyle w:val="Heading3"/>
       </w:pPr>
       <w:r>
-        <w:t>3.3 The angular integral equals 2f_IR</w:t>
+        <w:t>3.3 The angular integral equals 2f</w:t>
+      </w:r>
+      <w:r>
+        <w:rPr>
+          <w:vertAlign w:val="subscript"/>
+        </w:rPr>
+        <w:t>IR</w:t>
       </w:r>
     </w:p>
     <w:p>
@@ -1738,7 +1939,16 @@
     </w:p>
     <w:p>
       <w:r>
-        <w:t>with q = p′ − p and f_IR the function of Lesson 74, Section 3.2. For small deflections, I ≈ (2/3)|v′ − v|², which is the Larmor result for a slowly moving charge. For Q² ≫ m², I ≈ 2 ln(Q²/m²). The logarithm comes from photons emitted within an angle of about m/E of either electron direction, where p·k̂ becomes small. These are the collinear photons of Lesson 74, Section 1.3.</w:t>
+        <w:t>with q = p′ − p and f</w:t>
+      </w:r>
+      <w:r>
+        <w:rPr>
+          <w:vertAlign w:val="subscript"/>
+        </w:rPr>
+        <w:t>IR</w:t>
+      </w:r>
+      <w:r>
+        <w:t xml:space="preserve"> the function of Lesson 74, Section 3.2. For small deflections, I ≈ (2/3)|v′ − v|², which is the Larmor result for a slowly moving charge. For Q² ≫ m², I ≈ 2 ln(Q²/m²). The logarithm comes from photons emitted within an angle of about m/E of either electron direction, where p·k̂ becomes small. These are the collinear photons of Lesson 74, Section 1.3.</w:t>
       </w:r>
     </w:p>
     <w:p>
@@ -1751,7 +1961,16 @@
     </w:p>
     <w:p>
       <w:r>
-        <w:t>Integrating dP from the regulator λ to the resolution E_l gives</w:t>
+        <w:t>Integrating dP from the regulator λ to the resolution E</w:t>
+      </w:r>
+      <w:r>
+        <w:rPr>
+          <w:vertAlign w:val="subscript"/>
+        </w:rPr>
+        <w:t>l</w:t>
+      </w:r>
+      <w:r>
+        <w:t xml:space="preserve"> gives</w:t>
       </w:r>
     </w:p>
     <w:p>
@@ -1965,7 +2184,34 @@
     </w:p>
     <w:p>
       <w:r>
-        <w:t>This is exactly the real-emission result that Lesson 74, Section 4.2, quoted. Added to the virtual correction −(α/π)f_IR ln(Q²/λ²), it removes λ and leaves −(α/π)f_IR ln(Q²/E_l²).</w:t>
+        <w:t>This is exactly the real-emission result that Lesson 74, Section 4.2, quoted. Added to the virtual correction −(α/π)f</w:t>
+      </w:r>
+      <w:r>
+        <w:rPr>
+          <w:vertAlign w:val="subscript"/>
+        </w:rPr>
+        <w:t>IR</w:t>
+      </w:r>
+      <w:r>
+        <w:t xml:space="preserve"> ln(Q²/λ²), it removes λ and leaves −(α/π)f</w:t>
+      </w:r>
+      <w:r>
+        <w:rPr>
+          <w:vertAlign w:val="subscript"/>
+        </w:rPr>
+        <w:t>IR</w:t>
+      </w:r>
+      <w:r>
+        <w:t xml:space="preserve"> ln(Q²/E</w:t>
+      </w:r>
+      <w:r>
+        <w:rPr>
+          <w:vertAlign w:val="subscript"/>
+        </w:rPr>
+        <w:t>l</w:t>
+      </w:r>
+      <w:r>
+        <w:t>²).</w:t>
       </w:r>
     </w:p>
     <w:p>
@@ -1979,7 +2225,16 @@
     </w:p>
     <w:p>
       <w:r>
-        <w:t>Find the mean number of photons with energy between 1 eV and 1 MeV emitted in electron scattering at Q² = 1 GeV². Here f_IR ≈ ln(Q²/m²) = 15.2, so dP/d ln|k| = (α/π) × 2 × 15.2 = 0.0705. The range covers ln(10⁶) = 13.8 units of ln|k|, so the mean number is 0.0705 × 13.8 ≈ 0.97. Almost one photon is emitted in that range, and the number grows without limit as the lower edge is lowered, while their total energy, about 0.0705 × 1 MeV ≈ 0.07 MeV, stays small.</w:t>
+        <w:t>Find the mean number of photons with energy between 1 eV and 1 MeV emitted in electron scattering at Q² = 1 GeV². Here f</w:t>
+      </w:r>
+      <w:r>
+        <w:rPr>
+          <w:vertAlign w:val="subscript"/>
+        </w:rPr>
+        <w:t>IR</w:t>
+      </w:r>
+      <w:r>
+        <w:t xml:space="preserve"> ≈ ln(Q²/m²) = 15.2, so dP/d ln|k| = (α/π) × 2 × 15.2 = 0.0705. The range covers ln(10⁶) = 13.8 units of ln|k|, so the mean number is 0.0705 × 13.8 ≈ 0.97. Almost one photon is emitted in that range, and the number grows without limit as the lower edge is lowered, while their total energy, about 0.0705 × 1 MeV ≈ 0.07 MeV, stays small.</w:t>
       </w:r>
     </w:p>
     <w:p>
@@ -2176,7 +2431,43 @@
     </w:p>
     <w:p>
       <w:r>
-        <w:t>The virtual soft photons sum in the same way and produce the factor exp[−(α/π)f_IR ln(Q²/λ²)] for the probability of no real emission above λ. Summing over all numbers of real photons below E_l gives the factor exp[+(α/π)f_IR ln(E_l²/λ²)]. The product is</w:t>
+        <w:t>The virtual soft photons sum in the same way and produce the factor exp[−(α/π)f</w:t>
+      </w:r>
+      <w:r>
+        <w:rPr>
+          <w:vertAlign w:val="subscript"/>
+        </w:rPr>
+        <w:t>IR</w:t>
+      </w:r>
+      <w:r>
+        <w:t xml:space="preserve"> ln(Q²/λ²)] for the probability of no real emission above λ. Summing over all numbers of real photons below E</w:t>
+      </w:r>
+      <w:r>
+        <w:rPr>
+          <w:vertAlign w:val="subscript"/>
+        </w:rPr>
+        <w:t>l</w:t>
+      </w:r>
+      <w:r>
+        <w:t xml:space="preserve"> gives the factor exp[+(α/π)f</w:t>
+      </w:r>
+      <w:r>
+        <w:rPr>
+          <w:vertAlign w:val="subscript"/>
+        </w:rPr>
+        <w:t>IR</w:t>
+      </w:r>
+      <w:r>
+        <w:t xml:space="preserve"> ln(E</w:t>
+      </w:r>
+      <w:r>
+        <w:rPr>
+          <w:vertAlign w:val="subscript"/>
+        </w:rPr>
+        <w:t>l</w:t>
+      </w:r>
+      <w:r>
+        <w:t>²/λ²)]. The product is</w:t>
       </w:r>
     </w:p>
     <w:p>
@@ -2385,7 +2676,25 @@
     </w:p>
     <w:p>
       <w:r>
-        <w:t>Use the Poisson distribution to find the probability that a scattered electron at Q² = 1 GeV² emits no photon above 10 MeV, ignoring the virtual correction above that scale. With n̄ = (α/π) × 15.2 × ln(Q²/E_l²) = 2.32×10⁻³ × 15.2 × 9.21 = 0.32, the probability of emitting none is e^(−0.32) = 0.72. Lesson 74's Worked example 3 found the same factor for the measured elastic cross section. The two statements are the same: the reduction of the "elastic" rate is the probability that the radiation stayed below the resolution.</w:t>
+        <w:t>Use the Poisson distribution to find the probability that a scattered electron at Q² = 1 GeV² emits no photon above 10 MeV, ignoring the virtual correction above that scale. With n̄ = (α/π) × 15.2 × ln(Q²/E</w:t>
+      </w:r>
+      <w:r>
+        <w:rPr>
+          <w:vertAlign w:val="subscript"/>
+        </w:rPr>
+        <w:t>l</w:t>
+      </w:r>
+      <w:r>
+        <w:t>²) = 2.32×10⁻³ × 15.2 × 9.21 = 0.32, the probability of emitting none is e</w:t>
+      </w:r>
+      <w:r>
+        <w:rPr>
+          <w:vertAlign w:val="superscript"/>
+        </w:rPr>
+        <w:t>−0.32</w:t>
+      </w:r>
+      <w:r>
+        <w:t xml:space="preserve"> = 0.72. Lesson 74's Worked example 3 found the same factor for the measured elastic cross section. The two statements are the same: the reduction of the "elastic" rate is the probability that the radiation stayed below the resolution.</w:t>
       </w:r>
     </w:p>
     <w:p>
@@ -2432,7 +2741,16 @@
     </w:p>
     <w:p>
       <w:r>
-        <w:t>This lesson derived the soft factor and the single-emission probability. It quoted the evaluation of the angular integral I = 2f_IR, checking only its limits. It argued for independent emission, but did not prove the all-orders exponentiation, including the virtual part. It neglected energy-momentum conservation among the photons and the next term in Low's theorem.</w:t>
+        <w:t>This lesson derived the soft factor and the single-emission probability. It quoted the evaluation of the angular integral I = 2f</w:t>
+      </w:r>
+      <w:r>
+        <w:rPr>
+          <w:vertAlign w:val="subscript"/>
+        </w:rPr>
+        <w:t>IR</w:t>
+      </w:r>
+      <w:r>
+        <w:t>, checking only its limits. It argued for independent emission, but did not prove the all-orders exponentiation, including the virtual part. It neglected energy-momentum conservation among the photons and the next term in Low's theorem.</w:t>
       </w:r>
     </w:p>
     <w:p>
@@ -2590,7 +2908,13 @@
           </w:tcPr>
           <w:p>
             <w:r>
-              <w:t>dP = (α/π)(d|k|/|k|)I, I = 2f_IR</w:t>
+              <w:t>dP = (α/π)(d|k|/|k|)I, I = 2f</w:t>
+            </w:r>
+            <w:r>
+              <w:rPr>
+                <w:vertAlign w:val="subscript"/>
+              </w:rPr>
+              <w:t>IR</w:t>
             </w:r>
           </w:p>
         </w:tc>
@@ -2740,7 +3064,16 @@
         </w:numPr>
       </w:pPr>
       <w:r>
-        <w:t>Squaring and summing polarizations gives dP = (α/π)(d|k|/|k|)I(p, p′), with I = 2f_IR(q²).</w:t>
+        <w:t>Squaring and summing polarizations gives dP = (α/π)(d|k|/|k|)I(p, p′), with I = 2f</w:t>
+      </w:r>
+      <w:r>
+        <w:rPr>
+          <w:vertAlign w:val="subscript"/>
+        </w:rPr>
+        <w:t>IR</w:t>
+      </w:r>
+      <w:r>
+        <w:t>(q²).</w:t>
       </w:r>
     </w:p>
     <w:p>
@@ -2752,7 +3085,34 @@
         </w:numPr>
       </w:pPr>
       <w:r>
-        <w:t>Integrated from λ to E_l, this gives (α/π)f_IR ln(E_l²/λ²), cancelling the λ-dependence of the virtual correction.</w:t>
+        <w:t>Integrated from λ to E</w:t>
+      </w:r>
+      <w:r>
+        <w:rPr>
+          <w:vertAlign w:val="subscript"/>
+        </w:rPr>
+        <w:t>l</w:t>
+      </w:r>
+      <w:r>
+        <w:t>, this gives (α/π)f</w:t>
+      </w:r>
+      <w:r>
+        <w:rPr>
+          <w:vertAlign w:val="subscript"/>
+        </w:rPr>
+        <w:t>IR</w:t>
+      </w:r>
+      <w:r>
+        <w:t xml:space="preserve"> ln(E</w:t>
+      </w:r>
+      <w:r>
+        <w:rPr>
+          <w:vertAlign w:val="subscript"/>
+        </w:rPr>
+        <w:t>l</w:t>
+      </w:r>
+      <w:r>
+        <w:t>²/λ²), cancelling the λ-dependence of the virtual correction.</w:t>
       </w:r>
     </w:p>
     <w:p>
@@ -2865,7 +3225,13 @@
           </w:tcPr>
           <w:p>
             <w:r>
-              <w:t>Show that (p′ + k)² − m² = 2p′·k for p′² = m² and k² = 0.</w:t>
+              <w:rPr>
+                <w:b/>
+              </w:rPr>
+              <w:t>Core.</w:t>
+            </w:r>
+            <w:r>
+              <w:t xml:space="preserve"> Show that (p′ + k)² − m² = 2p′·k for p′² = m² and k² = 0.</w:t>
             </w:r>
           </w:p>
         </w:tc>
@@ -2903,7 +3269,13 @@
           </w:tcPr>
           <w:p>
             <w:r>
-              <w:t>Derive the outgoing-emission factor −e p′·ε*/(p′·k), keeping track of every factor of i.</w:t>
+              <w:rPr>
+                <w:b/>
+              </w:rPr>
+              <w:t>Extension.</w:t>
+            </w:r>
+            <w:r>
+              <w:t xml:space="preserve"> Derive the outgoing-emission factor −e p′·ε*/(p′·k), keeping track of every factor of i.</w:t>
             </w:r>
           </w:p>
         </w:tc>
@@ -2939,7 +3311,13 @@
           </w:tcPr>
           <w:p>
             <w:r>
-              <w:t>Derive the incoming-emission factor +e p·ε*/(p·k).</w:t>
+              <w:rPr>
+                <w:b/>
+              </w:rPr>
+              <w:t>Extension.</w:t>
+            </w:r>
+            <w:r>
+              <w:t xml:space="preserve"> Derive the incoming-emission factor +e p·ε*/(p·k).</w:t>
             </w:r>
           </w:p>
         </w:tc>
@@ -2977,7 +3355,22 @@
           </w:tcPr>
           <w:p>
             <w:r>
-              <w:t>Fourier transform the classical current of a charge with velocity v for t &lt; 0 and v′ for t &gt; 0, inserting e^(∓εt) for convergence, and obtain Section 2.2.</w:t>
+              <w:rPr>
+                <w:b/>
+              </w:rPr>
+              <w:t>Extension.</w:t>
+            </w:r>
+            <w:r>
+              <w:t xml:space="preserve"> Fourier transform the classical current of a charge with velocity v for t &lt; 0 and v′ for t &gt; 0, inserting e</w:t>
+            </w:r>
+            <w:r>
+              <w:rPr>
+                <w:vertAlign w:val="superscript"/>
+              </w:rPr>
+              <w:t>∓εt</w:t>
+            </w:r>
+            <w:r>
+              <w:t xml:space="preserve"> for convergence, and obtain Section 2.2.</w:t>
             </w:r>
           </w:p>
         </w:tc>
@@ -3013,7 +3406,13 @@
           </w:tcPr>
           <w:p>
             <w:r>
-              <w:t>Collect the factors in dP: e², the phase space d³k/((2π)³2|k|), and d³k = |k|²d|k|dΩ. Show that the prefactor is α/π when the angular integral is written as ∫dΩ/4π.</w:t>
+              <w:rPr>
+                <w:b/>
+              </w:rPr>
+              <w:t>Core.</w:t>
+            </w:r>
+            <w:r>
+              <w:t xml:space="preserve"> Collect the factors in dP: e², the phase space d³k/((2π)³2|k|), and d³k = |k|²d|k|dΩ. Show that the prefactor is α/π when the angular integral is written as ∫dΩ/4π.</w:t>
             </w:r>
           </w:p>
         </w:tc>
@@ -3051,7 +3450,13 @@
           </w:tcPr>
           <w:p>
             <w:r>
-              <w:t>Show that I(p, p) = 0, so that no radiation is emitted without a deflection.</w:t>
+              <w:rPr>
+                <w:b/>
+              </w:rPr>
+              <w:t>Core.</w:t>
+            </w:r>
+            <w:r>
+              <w:t xml:space="preserve"> Show that I(p, p) = 0, so that no radiation is emitted without a deflection.</w:t>
             </w:r>
           </w:p>
         </w:tc>
@@ -3087,7 +3492,22 @@
           </w:tcPr>
           <w:p>
             <w:r>
-              <w:t>In the nonrelativistic limit, show that I ≈ (2/3)|v′ − v|², and compare with Lesson 74's f_IR ≈ Q²/(3m²).</w:t>
+              <w:rPr>
+                <w:b/>
+              </w:rPr>
+              <w:t>Core.</w:t>
+            </w:r>
+            <w:r>
+              <w:t xml:space="preserve"> In the nonrelativistic limit, show that I ≈ (2/3)|v′ − v|², and compare with Lesson 74's f</w:t>
+            </w:r>
+            <w:r>
+              <w:rPr>
+                <w:vertAlign w:val="subscript"/>
+              </w:rPr>
+              <w:t>IR</w:t>
+            </w:r>
+            <w:r>
+              <w:t xml:space="preserve"> ≈ Q²/(3m²).</w:t>
             </w:r>
           </w:p>
         </w:tc>
@@ -3125,7 +3545,13 @@
           </w:tcPr>
           <w:p>
             <w:r>
-              <w:t>For a fast electron, show that p·k̂ = E(1 − |v|cos θ) is of order E(m²/E² + θ²)/2 at small θ, and explain why this produces the collinear logarithm.</w:t>
+              <w:rPr>
+                <w:b/>
+              </w:rPr>
+              <w:t>Extension.</w:t>
+            </w:r>
+            <w:r>
+              <w:t xml:space="preserve"> For a fast electron, show that p·k̂ = E(1 − |v|cos θ) is of order E(m²/E² + θ²)/2 at small θ, and explain why this produces the collinear logarithm.</w:t>
             </w:r>
           </w:p>
         </w:tc>
@@ -3161,7 +3587,13 @@
           </w:tcPr>
           <w:p>
             <w:r>
-              <w:t>Show that for two soft photons emitted from one outgoing line, the sum over the two orderings gives the product of two single-photon factors, using 1/(p·k₁)(p·(k₁+k₂)) + 1/(p·k₂)(p·(k₁+k₂)) = 1/((p·k₁)(p·k₂)).</w:t>
+              <w:rPr>
+                <w:b/>
+              </w:rPr>
+              <w:t>Extension.</w:t>
+            </w:r>
+            <w:r>
+              <w:t xml:space="preserve"> Show that for two soft photons emitted from one outgoing line, the sum over the two orderings gives the product of two single-photon factors, using 1/(p·k₁)(p·(k₁+k₂)) + 1/(p·k₂)(p·(k₁+k₂)) = 1/((p·k₁)(p·k₂)).</w:t>
             </w:r>
           </w:p>
         </w:tc>
@@ -3199,7 +3631,13 @@
           </w:tcPr>
           <w:p>
             <w:r>
-              <w:t>For n̄ = 0.32, compute the probabilities of emitting 0, 1, and 2 photons in the range.</w:t>
+              <w:rPr>
+                <w:b/>
+              </w:rPr>
+              <w:t>Core.</w:t>
+            </w:r>
+            <w:r>
+              <w:t xml:space="preserve"> For n̄ = 0.32, compute the probabilities of emitting 0, 1, and 2 photons in the range.</w:t>
             </w:r>
           </w:p>
         </w:tc>
@@ -3235,7 +3673,13 @@
           </w:tcPr>
           <w:p>
             <w:r>
-              <w:t>Repeat Worked example 3 for photons between 1 keV and 10 MeV.</w:t>
+              <w:rPr>
+                <w:b/>
+              </w:rPr>
+              <w:t>Extension.</w:t>
+            </w:r>
+            <w:r>
+              <w:t xml:space="preserve"> Repeat Worked example 3 for photons between 1 keV and 10 MeV.</w:t>
             </w:r>
           </w:p>
         </w:tc>
@@ -3273,7 +3717,13 @@
           </w:tcPr>
           <w:p>
             <w:r>
-              <w:t>Expand the Sudakov exponential to first order and recover Lesson 74's one-loop measured cross section.</w:t>
+              <w:rPr>
+                <w:b/>
+              </w:rPr>
+              <w:t>Core.</w:t>
+            </w:r>
+            <w:r>
+              <w:t xml:space="preserve"> Expand the Sudakov exponential to first order and recover Lesson 74's one-loop measured cross section.</w:t>
             </w:r>
           </w:p>
         </w:tc>
@@ -3309,7 +3759,13 @@
           </w:tcPr>
           <w:p>
             <w:r>
-              <w:t>Challenge: why does the soft factor not depend on the spin of the charged particle, while the next term in the expansion in k does? Which property of the particle would you expect to appear at that order?</w:t>
+              <w:rPr>
+                <w:b/>
+              </w:rPr>
+              <w:t>Challenge.</w:t>
+            </w:r>
+            <w:r>
+              <w:t xml:space="preserve"> Why does the soft factor not depend on the spin of the charged particle, while the next term in the expansion in k does? Which property of the particle would you expect to appear at that order?</w:t>
             </w:r>
           </w:p>
         </w:tc>
@@ -3321,6 +3777,14 @@
       </w:pPr>
       <w:r>
         <w:t>Solutions</w:t>
+      </w:r>
+    </w:p>
+    <w:p>
+      <w:r>
+        <w:rPr>
+          <w:i/>
+        </w:rPr>
+        <w:t>Attempt each exercise before reading its solution. If you are stuck, read only the first sentence of the solution, then try again.</w:t>
       </w:r>
     </w:p>
     <w:p>
@@ -3348,7 +3812,43 @@
         <w:t xml:space="preserve"> </w:t>
       </w:r>
       <w:r>
-        <w:t>The vertex gives ieγ^μ ε*_μ and the propagator i(p̸′ + k̸ + m)/(2p′·k). For soft k, ū(p′)γ^μ(p̸′ + m) = 2p′^μ ū(p′), so the factor is (ie)(i)(2p′·ε*)/(2p′·k) = −e p′·ε*/(p′·k).</w:t>
+        <w:t>The vertex gives ieγ</w:t>
+      </w:r>
+      <w:r>
+        <w:rPr>
+          <w:vertAlign w:val="superscript"/>
+        </w:rPr>
+        <w:t>μ</w:t>
+      </w:r>
+      <w:r>
+        <w:t xml:space="preserve"> ε*</w:t>
+      </w:r>
+      <w:r>
+        <w:rPr>
+          <w:vertAlign w:val="subscript"/>
+        </w:rPr>
+        <w:t>μ</w:t>
+      </w:r>
+      <w:r>
+        <w:t xml:space="preserve"> and the propagator i(p̸′ + k̸ + m)/(2p′·k). For soft k, ū(p′)γ</w:t>
+      </w:r>
+      <w:r>
+        <w:rPr>
+          <w:vertAlign w:val="superscript"/>
+        </w:rPr>
+        <w:t>μ</w:t>
+      </w:r>
+      <w:r>
+        <w:t>(p̸′ + m) = 2p′</w:t>
+      </w:r>
+      <w:r>
+        <w:rPr>
+          <w:vertAlign w:val="superscript"/>
+        </w:rPr>
+        <w:t>μ</w:t>
+      </w:r>
+      <w:r>
+        <w:t xml:space="preserve"> ū(p′), so the factor is (ie)(i)(2p′·ε*)/(2p′·k) = −e p′·ε*/(p′·k).</w:t>
       </w:r>
     </w:p>
     <w:p>
@@ -3362,7 +3862,43 @@
         <w:t xml:space="preserve"> </w:t>
       </w:r>
       <w:r>
-        <w:t>The propagator is i(p̸ − k̸ + m)/(−2p·k), followed by ieγ^μ ε*_μ u(p). With (p̸ + m)γ^μu(p) = 2p^μu(p), the factor is (i)(ie)(2p·ε*)/(−2p·k) = e p·ε*/(p·k).</w:t>
+        <w:t>The propagator is i(p̸ − k̸ + m)/(−2p·k), followed by ieγ</w:t>
+      </w:r>
+      <w:r>
+        <w:rPr>
+          <w:vertAlign w:val="superscript"/>
+        </w:rPr>
+        <w:t>μ</w:t>
+      </w:r>
+      <w:r>
+        <w:t xml:space="preserve"> ε*</w:t>
+      </w:r>
+      <w:r>
+        <w:rPr>
+          <w:vertAlign w:val="subscript"/>
+        </w:rPr>
+        <w:t>μ</w:t>
+      </w:r>
+      <w:r>
+        <w:t xml:space="preserve"> u(p). With (p̸ + m)γ</w:t>
+      </w:r>
+      <w:r>
+        <w:rPr>
+          <w:vertAlign w:val="superscript"/>
+        </w:rPr>
+        <w:t>μ</w:t>
+      </w:r>
+      <w:r>
+        <w:t>u(p) = 2p</w:t>
+      </w:r>
+      <w:r>
+        <w:rPr>
+          <w:vertAlign w:val="superscript"/>
+        </w:rPr>
+        <w:t>μ</w:t>
+      </w:r>
+      <w:r>
+        <w:t>u(p), the factor is (i)(ie)(2p·ε*)/(−2p·k) = e p·ε*/(p·k).</w:t>
       </w:r>
     </w:p>
     <w:p>
@@ -3376,7 +3912,97 @@
         <w:t xml:space="preserve"> </w:t>
       </w:r>
       <w:r>
-        <w:t>j^μ(k) = ∫d⁴x e^(ik·x) j^μ(x) = e∫dτ u^μ e^(ik·x(τ)). For τ &gt; 0, x = u′τ, and ∫₀^∞ dτ e^(i(k·u′ + iε)τ) = i/(k·u′). For τ &lt; 0, x = uτ, giving −i/(k·u). The result is ie[u′^μ/(k·u′) − u^μ/(k·u)], and since u = p/m, this equals ie[p′^μ/(p′·k) − p^μ/(p·k)].</w:t>
+        <w:t>j</w:t>
+      </w:r>
+      <w:r>
+        <w:rPr>
+          <w:vertAlign w:val="superscript"/>
+        </w:rPr>
+        <w:t>μ</w:t>
+      </w:r>
+      <w:r>
+        <w:t>(k) = ∫d⁴x e</w:t>
+      </w:r>
+      <w:r>
+        <w:rPr>
+          <w:vertAlign w:val="superscript"/>
+        </w:rPr>
+        <w:t>ik·x</w:t>
+      </w:r>
+      <w:r>
+        <w:t xml:space="preserve"> j</w:t>
+      </w:r>
+      <w:r>
+        <w:rPr>
+          <w:vertAlign w:val="superscript"/>
+        </w:rPr>
+        <w:t>μ</w:t>
+      </w:r>
+      <w:r>
+        <w:t>(x) = e∫dτ u</w:t>
+      </w:r>
+      <w:r>
+        <w:rPr>
+          <w:vertAlign w:val="superscript"/>
+        </w:rPr>
+        <w:t>μ</w:t>
+      </w:r>
+      <w:r>
+        <w:t xml:space="preserve"> e</w:t>
+      </w:r>
+      <w:r>
+        <w:rPr>
+          <w:vertAlign w:val="superscript"/>
+        </w:rPr>
+        <w:t>ik·x(τ)</w:t>
+      </w:r>
+      <w:r>
+        <w:t>. For τ &gt; 0, x = u′τ, and ∫₀^∞ dτ e</w:t>
+      </w:r>
+      <w:r>
+        <w:rPr>
+          <w:vertAlign w:val="superscript"/>
+        </w:rPr>
+        <w:t>i(k·u′ + iε)τ</w:t>
+      </w:r>
+      <w:r>
+        <w:t xml:space="preserve"> = i/(k·u′). For τ &lt; 0, x = uτ, giving −i/(k·u). The result is ie[u′</w:t>
+      </w:r>
+      <w:r>
+        <w:rPr>
+          <w:vertAlign w:val="superscript"/>
+        </w:rPr>
+        <w:t>μ</w:t>
+      </w:r>
+      <w:r>
+        <w:t>/(k·u′) − u</w:t>
+      </w:r>
+      <w:r>
+        <w:rPr>
+          <w:vertAlign w:val="superscript"/>
+        </w:rPr>
+        <w:t>μ</w:t>
+      </w:r>
+      <w:r>
+        <w:t>/(k·u)], and since u = p/m, this equals ie[p′</w:t>
+      </w:r>
+      <w:r>
+        <w:rPr>
+          <w:vertAlign w:val="superscript"/>
+        </w:rPr>
+        <w:t>μ</w:t>
+      </w:r>
+      <w:r>
+        <w:t>/(p′·k) − p</w:t>
+      </w:r>
+      <w:r>
+        <w:rPr>
+          <w:vertAlign w:val="superscript"/>
+        </w:rPr>
+        <w:t>μ</w:t>
+      </w:r>
+      <w:r>
+        <w:t>/(p·k)].</w:t>
       </w:r>
     </w:p>
     <w:p>
@@ -3418,7 +4044,16 @@
         <w:t xml:space="preserve"> </w:t>
       </w:r>
       <w:r>
-        <w:t>For slow motion, p·k̂ ≈ m(1 − v·n̂). Expanding to second order in the velocities, the integrand becomes |n̂ × (v′ − v)|², and ∫(dΩ/4π)|n̂ × Δv|² = (2/3)|Δv|². With |Δv| = Q/m, this is 2Q²/(3m²) = 2f_IR.</w:t>
+        <w:t>For slow motion, p·k̂ ≈ m(1 − v·n̂). Expanding to second order in the velocities, the integrand becomes |n̂ × (v′ − v)|², and ∫(dΩ/4π)|n̂ × Δv|² = (2/3)|Δv|². With |Δv| = Q/m, this is 2Q²/(3m²) = 2f</w:t>
+      </w:r>
+      <w:r>
+        <w:rPr>
+          <w:vertAlign w:val="subscript"/>
+        </w:rPr>
+        <w:t>IR</w:t>
+      </w:r>
+      <w:r>
+        <w:t>.</w:t>
       </w:r>
     </w:p>
     <w:p>
@@ -3460,7 +4095,16 @@
         <w:t xml:space="preserve"> </w:t>
       </w:r>
       <w:r>
-        <w:t>P₀ = e^(−0.32) = 0.726. P₁ = 0.32 × 0.726 = 0.232. P₂ = (0.32²/2) × 0.726 = 0.037.</w:t>
+        <w:t>P₀ = e</w:t>
+      </w:r>
+      <w:r>
+        <w:rPr>
+          <w:vertAlign w:val="superscript"/>
+        </w:rPr>
+        <w:t>−0.32</w:t>
+      </w:r>
+      <w:r>
+        <w:t xml:space="preserve"> = 0.726. P₁ = 0.32 × 0.726 = 0.232. P₂ = (0.32²/2) × 0.726 = 0.037.</w:t>
       </w:r>
     </w:p>
     <w:p>
@@ -3488,7 +4132,43 @@
         <w:t xml:space="preserve"> </w:t>
       </w:r>
       <w:r>
-        <w:t>exp(−x) ≈ 1 − x with x = (α/π)f_IR ln(Q²/E_l²), giving dσ₀[1 − (α/π)f_IR ln(Q²/E_l²)], which is Lesson 74, Section 4.3.</w:t>
+        <w:t>exp(−x) ≈ 1 − x with x = (α/π)f</w:t>
+      </w:r>
+      <w:r>
+        <w:rPr>
+          <w:vertAlign w:val="subscript"/>
+        </w:rPr>
+        <w:t>IR</w:t>
+      </w:r>
+      <w:r>
+        <w:t xml:space="preserve"> ln(Q²/E</w:t>
+      </w:r>
+      <w:r>
+        <w:rPr>
+          <w:vertAlign w:val="subscript"/>
+        </w:rPr>
+        <w:t>l</w:t>
+      </w:r>
+      <w:r>
+        <w:t>²), giving dσ₀[1 − (α/π)f</w:t>
+      </w:r>
+      <w:r>
+        <w:rPr>
+          <w:vertAlign w:val="subscript"/>
+        </w:rPr>
+        <w:t>IR</w:t>
+      </w:r>
+      <w:r>
+        <w:t xml:space="preserve"> ln(Q²/E</w:t>
+      </w:r>
+      <w:r>
+        <w:rPr>
+          <w:vertAlign w:val="subscript"/>
+        </w:rPr>
+        <w:t>l</w:t>
+      </w:r>
+      <w:r>
+        <w:t>²)], which is Lesson 74, Section 4.3.</w:t>
       </w:r>
     </w:p>
     <w:p>
@@ -3510,47 +4190,12 @@
         <w:pStyle w:val="Heading2"/>
       </w:pPr>
       <w:r>
-        <w:t>Mastery checklist</w:t>
+        <w:t>Mastery check</w:t>
       </w:r>
     </w:p>
     <w:p>
-      <w:pPr>
-        <w:pStyle w:val="ListBullet"/>
-      </w:pPr>
       <w:r>
-        <w:t>I can derive the soft factor for incoming and outgoing lines with all factors of i.</w:t>
-      </w:r>
-    </w:p>
-    <w:p>
-      <w:pPr>
-        <w:pStyle w:val="ListBullet"/>
-      </w:pPr>
-      <w:r>
-        <w:t>I can show that it satisfies the Ward identity and explain why it is universal.</w:t>
-      </w:r>
-    </w:p>
-    <w:p>
-      <w:pPr>
-        <w:pStyle w:val="ListBullet"/>
-      </w:pPr>
-      <w:r>
-        <w:t>I can relate it to the classical current of a deflected charge.</w:t>
-      </w:r>
-    </w:p>
-    <w:p>
-      <w:pPr>
-        <w:pStyle w:val="ListBullet"/>
-      </w:pPr>
-      <w:r>
-        <w:t>I can derive dP = (α/π)(d|k|/|k|)I and use I = 2f_IR to cancel Lesson 74's divergence.</w:t>
-      </w:r>
-    </w:p>
-    <w:p>
-      <w:pPr>
-        <w:pStyle w:val="ListBullet"/>
-      </w:pPr>
-      <w:r>
-        <w:t>I can explain Poisson emission and Sudakov exponentiation, and compute a mean photon number.</w:t>
+        <w:t>Before moving on, do the Core exercises without looking at the solutions and state this lesson's main result from memory. If both go smoothly, continue; if not, reread the sections the missed exercises cite.</w:t>
       </w:r>
     </w:p>
     <w:p>
@@ -3602,7 +4247,7 @@
         <w:color w:val="5A5A5A"/>
         <w:sz w:val="16"/>
       </w:rPr>
-      <w:t>QED Course   Lesson 75</w:t>
+      <w:t>A QED Course   Lesson 75</w:t>
     </w:r>
   </w:p>
 </w:hdr>
